--- a/pr-preview/pr-424/algebra-sums.docx
+++ b/pr-preview/pr-424/algebra-sums.docx
@@ -15,7 +15,7 @@
         <w:pStyle w:val="Date"/>
       </w:pPr>
       <w:r>
-        <w:t xml:space="preserve">Last modified: 2026-10-19 13:26:01 (PDT)</w:t>
+        <w:t xml:space="preserve">Last modified: 2026-10-19 23:35:06 (PDT)</w:t>
       </w:r>
     </w:p>
     <w:bookmarkStart w:id="31" w:name="sec-convexity"/>
@@ -16116,44 +16116,7 @@
         <w:t xml:space="preserve"> </w:t>
       </w:r>
       <w:r>
-        <w:t xml:space="preserve">Some sources, including the titles of</w:t>
-      </w:r>
-      <w:r>
-        <w:t xml:space="preserve"> </w:t>
-      </w:r>
-      <w:hyperlink w:anchor="thm-sum-symmetric">
-        <w:r>
-          <w:rPr>
-            <w:rStyle w:val="Hyperlink"/>
-          </w:rPr>
-          <w:t xml:space="preserve">Theorem 5</w:t>
-        </w:r>
-      </w:hyperlink>
-      <w:r>
-        <w:t xml:space="preserve"> </w:t>
-      </w:r>
-      <w:r>
-        <w:t xml:space="preserve">and</w:t>
-      </w:r>
-      <w:r>
-        <w:t xml:space="preserve"> </w:t>
-      </w:r>
-      <w:hyperlink w:anchor="thm-prod-symmetric">
-        <w:r>
-          <w:rPr>
-            <w:rStyle w:val="Hyperlink"/>
-          </w:rPr>
-          <w:t xml:space="preserve">Theorem 8</w:t>
-        </w:r>
-      </w:hyperlink>
-      <w:r>
-        <w:t xml:space="preserve">,</w:t>
-      </w:r>
-      <w:r>
-        <w:t xml:space="preserve"> </w:t>
-      </w:r>
-      <w:r>
-        <w:t xml:space="preserve">call a commutative operation</w:t>
+        <w:t xml:space="preserve">Some sources call a commutative operation</w:t>
       </w:r>
       <w:r>
         <w:t xml:space="preserve"> </w:t>
@@ -16166,7 +16129,37 @@
         <w:t xml:space="preserve">symmetric</w:t>
       </w:r>
       <w:r>
+        <w:t xml:space="preserve">,</w:t>
+      </w:r>
+      <w:r>
+        <w:t xml:space="preserve"> </w:t>
+      </w:r>
+      <w:r>
+        <w:t xml:space="preserve">as in the theorem titles</w:t>
+      </w:r>
+      <w:r>
+        <w:t xml:space="preserve"> </w:t>
+      </w:r>
+      <w:r>
+        <w:t xml:space="preserve">“Sums are symmetric”</w:t>
+      </w:r>
+      <w:r>
+        <w:t xml:space="preserve"> </w:t>
+      </w:r>
+      <w:r>
+        <w:t xml:space="preserve">and</w:t>
+      </w:r>
+      <w:r>
+        <w:t xml:space="preserve"> </w:t>
+      </w:r>
+      <w:r>
+        <w:t xml:space="preserve">“Products are symmetric”</w:t>
+      </w:r>
+      <w:r>
         <w:t xml:space="preserve">.</w:t>
+      </w:r>
+      <w:r>
+        <w:t xml:space="preserve"> </w:t>
       </w:r>
     </w:p>
     <w:bookmarkEnd w:id="55"/>
@@ -18275,426 +18268,10 @@
       </w:r>
     </w:p>
     <w:bookmarkEnd w:id="71"/>
-    <w:bookmarkStart w:id="72" w:name="def-distributive"/>
+    <w:bookmarkStart w:id="72" w:name="thm-mult-distr"/>
     <w:p>
       <w:pPr>
         <w:pStyle w:val="BodyText"/>
-      </w:pPr>
-      <w:r>
-        <w:rPr>
-          <w:b/>
-          <w:bCs/>
-        </w:rPr>
-        <w:t xml:space="preserve">Definition 16 (Distributive law)</w:t>
-      </w:r>
-      <w:r>
-        <w:t xml:space="preserve"> </w:t>
-      </w:r>
-      <w:r>
-        <w:t xml:space="preserve">The</w:t>
-      </w:r>
-      <w:r>
-        <w:t xml:space="preserve"> </w:t>
-      </w:r>
-      <w:r>
-        <w:rPr>
-          <w:b/>
-          <w:bCs/>
-        </w:rPr>
-        <w:t xml:space="preserve">distributive law</w:t>
-      </w:r>
-      <w:r>
-        <w:t xml:space="preserve"> </w:t>
-      </w:r>
-      <w:r>
-        <w:t xml:space="preserve">[12]</w:t>
-      </w:r>
-      <w:r>
-        <w:t xml:space="preserve"> </w:t>
-      </w:r>
-      <w:r>
-        <w:t xml:space="preserve">is the statement that multiplication distributes over addition</w:t>
-      </w:r>
-      <w:r>
-        <w:t xml:space="preserve"> </w:t>
-      </w:r>
-      <w:r>
-        <w:t xml:space="preserve">(</w:t>
-      </w:r>
-      <w:hyperlink w:anchor="def-distributes-over">
-        <w:r>
-          <w:rPr>
-            <w:rStyle w:val="Hyperlink"/>
-          </w:rPr>
-          <w:t xml:space="preserve">Definition 15</w:t>
-        </w:r>
-      </w:hyperlink>
-      <w:r>
-        <w:t xml:space="preserve">):</w:t>
-      </w:r>
-      <w:r>
-        <w:t xml:space="preserve"> </w:t>
-      </w:r>
-      <m:oMath>
-        <m:r>
-          <m:t>a</m:t>
-        </m:r>
-        <m:r>
-          <m:rPr>
-            <m:sty m:val="p"/>
-          </m:rPr>
-          <m:t>×</m:t>
-        </m:r>
-        <m:r>
-          <m:rPr>
-            <m:sty m:val="p"/>
-          </m:rPr>
-          <m:t>(</m:t>
-        </m:r>
-        <m:r>
-          <m:t>b</m:t>
-        </m:r>
-        <m:r>
-          <m:rPr>
-            <m:sty m:val="p"/>
-          </m:rPr>
-          <m:t>+</m:t>
-        </m:r>
-        <m:r>
-          <m:t>c</m:t>
-        </m:r>
-        <m:r>
-          <m:rPr>
-            <m:sty m:val="p"/>
-          </m:rPr>
-          <m:t>)</m:t>
-        </m:r>
-        <m:r>
-          <m:rPr>
-            <m:sty m:val="p"/>
-          </m:rPr>
-          <m:t>=</m:t>
-        </m:r>
-        <m:r>
-          <m:rPr>
-            <m:sty m:val="p"/>
-          </m:rPr>
-          <m:t>(</m:t>
-        </m:r>
-        <m:r>
-          <m:t>a</m:t>
-        </m:r>
-        <m:r>
-          <m:rPr>
-            <m:sty m:val="p"/>
-          </m:rPr>
-          <m:t>×</m:t>
-        </m:r>
-        <m:r>
-          <m:t>b</m:t>
-        </m:r>
-        <m:r>
-          <m:rPr>
-            <m:sty m:val="p"/>
-          </m:rPr>
-          <m:t>)</m:t>
-        </m:r>
-        <m:r>
-          <m:rPr>
-            <m:sty m:val="p"/>
-          </m:rPr>
-          <m:t>+</m:t>
-        </m:r>
-        <m:r>
-          <m:rPr>
-            <m:sty m:val="p"/>
-          </m:rPr>
-          <m:t>(</m:t>
-        </m:r>
-        <m:r>
-          <m:t>a</m:t>
-        </m:r>
-        <m:r>
-          <m:rPr>
-            <m:sty m:val="p"/>
-          </m:rPr>
-          <m:t>×</m:t>
-        </m:r>
-        <m:r>
-          <m:t>c</m:t>
-        </m:r>
-        <m:r>
-          <m:rPr>
-            <m:sty m:val="p"/>
-          </m:rPr>
-          <m:t>)</m:t>
-        </m:r>
-      </m:oMath>
-      <w:r>
-        <w:t xml:space="preserve"> </w:t>
-      </w:r>
-      <w:r>
-        <w:t xml:space="preserve">(</w:t>
-      </w:r>
-      <w:hyperlink w:anchor="thm-mult-distr">
-        <w:r>
-          <w:rPr>
-            <w:rStyle w:val="Hyperlink"/>
-          </w:rPr>
-          <w:t xml:space="preserve">Theorem 11</w:t>
-        </w:r>
-      </w:hyperlink>
-      <w:r>
-        <w:t xml:space="preserve">).</w:t>
-      </w:r>
-      <w:r>
-        <w:t xml:space="preserve"> </w:t>
-      </w:r>
-      <w:r>
-        <w:t xml:space="preserve">We then say multiplication is</w:t>
-      </w:r>
-      <w:r>
-        <w:t xml:space="preserve"> </w:t>
-      </w:r>
-      <w:r>
-        <w:rPr>
-          <w:b/>
-          <w:bCs/>
-        </w:rPr>
-        <w:t xml:space="preserve">distributive</w:t>
-      </w:r>
-      <w:r>
-        <w:t xml:space="preserve">.</w:t>
-      </w:r>
-    </w:p>
-    <w:bookmarkEnd w:id="72"/>
-    <w:bookmarkStart w:id="73" w:name="exm-distributive"/>
-    <w:p>
-      <w:pPr>
-        <w:pStyle w:val="BodyText"/>
-      </w:pPr>
-      <w:r>
-        <w:rPr>
-          <w:b/>
-          <w:bCs/>
-        </w:rPr>
-        <w:t xml:space="preserve">Example 16 (Multiplication distributes over addition)</w:t>
-      </w:r>
-    </w:p>
-    <w:p>
-      <w:pPr>
-        <w:pStyle w:val="BodyText"/>
-      </w:pPr>
-      <m:oMathPara>
-        <m:oMathParaPr>
-          <m:jc m:val="center"/>
-        </m:oMathParaPr>
-        <m:oMath>
-          <m:eqArr>
-            <m:e>
-              <m:r>
-                <m:t>3</m:t>
-              </m:r>
-              <m:r>
-                <m:rPr>
-                  <m:sty m:val="p"/>
-                </m:rPr>
-                <m:t>×</m:t>
-              </m:r>
-              <m:r>
-                <m:rPr>
-                  <m:sty m:val="p"/>
-                </m:rPr>
-                <m:t>(</m:t>
-              </m:r>
-              <m:r>
-                <m:t>4</m:t>
-              </m:r>
-              <m:r>
-                <m:rPr>
-                  <m:sty m:val="p"/>
-                </m:rPr>
-                <m:t>+</m:t>
-              </m:r>
-              <m:r>
-                <m:t>5</m:t>
-              </m:r>
-              <m:r>
-                <m:rPr>
-                  <m:sty m:val="p"/>
-                </m:rPr>
-                <m:t>)</m:t>
-              </m:r>
-              <m:r>
-                <m:t>&amp;</m:t>
-              </m:r>
-              <m:r>
-                <m:rPr>
-                  <m:sty m:val="p"/>
-                </m:rPr>
-                <m:t>=</m:t>
-              </m:r>
-              <m:r>
-                <m:t>3</m:t>
-              </m:r>
-              <m:r>
-                <m:rPr>
-                  <m:sty m:val="p"/>
-                </m:rPr>
-                <m:t>×</m:t>
-              </m:r>
-              <m:r>
-                <m:t>9</m:t>
-              </m:r>
-            </m:e>
-            <m:e>
-              <m:r>
-                <m:t>&amp;</m:t>
-              </m:r>
-              <m:r>
-                <m:rPr>
-                  <m:sty m:val="p"/>
-                </m:rPr>
-                <m:t>=</m:t>
-              </m:r>
-              <m:r>
-                <m:t>27</m:t>
-              </m:r>
-              <m:r>
-                <m:rPr>
-                  <m:sty m:val="p"/>
-                </m:rPr>
-                <m:t>,</m:t>
-              </m:r>
-            </m:e>
-          </m:eqArr>
-        </m:oMath>
-      </m:oMathPara>
-    </w:p>
-    <w:p>
-      <w:pPr>
-        <w:pStyle w:val="FirstParagraph"/>
-      </w:pPr>
-      <w:r>
-        <w:t xml:space="preserve">and</w:t>
-      </w:r>
-    </w:p>
-    <w:p>
-      <w:pPr>
-        <w:pStyle w:val="BodyText"/>
-      </w:pPr>
-      <m:oMathPara>
-        <m:oMathParaPr>
-          <m:jc m:val="center"/>
-        </m:oMathParaPr>
-        <m:oMath>
-          <m:eqArr>
-            <m:e>
-              <m:r>
-                <m:rPr>
-                  <m:sty m:val="p"/>
-                </m:rPr>
-                <m:t>(</m:t>
-              </m:r>
-              <m:r>
-                <m:t>3</m:t>
-              </m:r>
-              <m:r>
-                <m:rPr>
-                  <m:sty m:val="p"/>
-                </m:rPr>
-                <m:t>×</m:t>
-              </m:r>
-              <m:r>
-                <m:t>4</m:t>
-              </m:r>
-              <m:r>
-                <m:rPr>
-                  <m:sty m:val="p"/>
-                </m:rPr>
-                <m:t>)</m:t>
-              </m:r>
-              <m:r>
-                <m:rPr>
-                  <m:sty m:val="p"/>
-                </m:rPr>
-                <m:t>+</m:t>
-              </m:r>
-              <m:r>
-                <m:rPr>
-                  <m:sty m:val="p"/>
-                </m:rPr>
-                <m:t>(</m:t>
-              </m:r>
-              <m:r>
-                <m:t>3</m:t>
-              </m:r>
-              <m:r>
-                <m:rPr>
-                  <m:sty m:val="p"/>
-                </m:rPr>
-                <m:t>×</m:t>
-              </m:r>
-              <m:r>
-                <m:t>5</m:t>
-              </m:r>
-              <m:r>
-                <m:rPr>
-                  <m:sty m:val="p"/>
-                </m:rPr>
-                <m:t>)</m:t>
-              </m:r>
-              <m:r>
-                <m:t>&amp;</m:t>
-              </m:r>
-              <m:r>
-                <m:rPr>
-                  <m:sty m:val="p"/>
-                </m:rPr>
-                <m:t>=</m:t>
-              </m:r>
-              <m:r>
-                <m:t>12</m:t>
-              </m:r>
-              <m:r>
-                <m:rPr>
-                  <m:sty m:val="p"/>
-                </m:rPr>
-                <m:t>+</m:t>
-              </m:r>
-              <m:r>
-                <m:t>15</m:t>
-              </m:r>
-            </m:e>
-            <m:e>
-              <m:r>
-                <m:t>&amp;</m:t>
-              </m:r>
-              <m:r>
-                <m:rPr>
-                  <m:sty m:val="p"/>
-                </m:rPr>
-                <m:t>=</m:t>
-              </m:r>
-              <m:r>
-                <m:t>27</m:t>
-              </m:r>
-              <m:r>
-                <m:rPr>
-                  <m:sty m:val="p"/>
-                </m:rPr>
-                <m:t>.</m:t>
-              </m:r>
-            </m:e>
-          </m:eqArr>
-        </m:oMath>
-      </m:oMathPara>
-    </w:p>
-    <w:bookmarkEnd w:id="73"/>
-    <w:bookmarkStart w:id="74" w:name="thm-mult-distr"/>
-    <w:p>
-      <w:pPr>
-        <w:pStyle w:val="FirstParagraph"/>
       </w:pPr>
       <w:r>
         <w:rPr>
@@ -18764,6 +18341,422 @@
           <m:r>
             <m:t>c</m:t>
           </m:r>
+        </m:oMath>
+      </m:oMathPara>
+    </w:p>
+    <w:bookmarkEnd w:id="72"/>
+    <w:bookmarkStart w:id="73" w:name="def-distributive"/>
+    <w:p>
+      <w:pPr>
+        <w:pStyle w:val="FirstParagraph"/>
+      </w:pPr>
+      <w:r>
+        <w:rPr>
+          <w:b/>
+          <w:bCs/>
+        </w:rPr>
+        <w:t xml:space="preserve">Definition 16 (Distributive law)</w:t>
+      </w:r>
+      <w:r>
+        <w:t xml:space="preserve"> </w:t>
+      </w:r>
+      <w:r>
+        <w:t xml:space="preserve">The</w:t>
+      </w:r>
+      <w:r>
+        <w:t xml:space="preserve"> </w:t>
+      </w:r>
+      <w:r>
+        <w:rPr>
+          <w:b/>
+          <w:bCs/>
+        </w:rPr>
+        <w:t xml:space="preserve">distributive law</w:t>
+      </w:r>
+      <w:r>
+        <w:t xml:space="preserve"> </w:t>
+      </w:r>
+      <w:r>
+        <w:t xml:space="preserve">[12]</w:t>
+      </w:r>
+      <w:r>
+        <w:t xml:space="preserve"> </w:t>
+      </w:r>
+      <w:r>
+        <w:t xml:space="preserve">is the statement that multiplication distributes over addition</w:t>
+      </w:r>
+      <w:r>
+        <w:t xml:space="preserve"> </w:t>
+      </w:r>
+      <w:r>
+        <w:t xml:space="preserve">(</w:t>
+      </w:r>
+      <w:hyperlink w:anchor="def-distributes-over">
+        <w:r>
+          <w:rPr>
+            <w:rStyle w:val="Hyperlink"/>
+          </w:rPr>
+          <w:t xml:space="preserve">Definition 15</w:t>
+        </w:r>
+      </w:hyperlink>
+      <w:r>
+        <w:t xml:space="preserve">):</w:t>
+      </w:r>
+      <w:r>
+        <w:t xml:space="preserve"> </w:t>
+      </w:r>
+      <m:oMath>
+        <m:r>
+          <m:t>a</m:t>
+        </m:r>
+        <m:r>
+          <m:rPr>
+            <m:sty m:val="p"/>
+          </m:rPr>
+          <m:t>×</m:t>
+        </m:r>
+        <m:r>
+          <m:rPr>
+            <m:sty m:val="p"/>
+          </m:rPr>
+          <m:t>(</m:t>
+        </m:r>
+        <m:r>
+          <m:t>b</m:t>
+        </m:r>
+        <m:r>
+          <m:rPr>
+            <m:sty m:val="p"/>
+          </m:rPr>
+          <m:t>+</m:t>
+        </m:r>
+        <m:r>
+          <m:t>c</m:t>
+        </m:r>
+        <m:r>
+          <m:rPr>
+            <m:sty m:val="p"/>
+          </m:rPr>
+          <m:t>)</m:t>
+        </m:r>
+        <m:r>
+          <m:rPr>
+            <m:sty m:val="p"/>
+          </m:rPr>
+          <m:t>=</m:t>
+        </m:r>
+        <m:r>
+          <m:rPr>
+            <m:sty m:val="p"/>
+          </m:rPr>
+          <m:t>(</m:t>
+        </m:r>
+        <m:r>
+          <m:t>a</m:t>
+        </m:r>
+        <m:r>
+          <m:rPr>
+            <m:sty m:val="p"/>
+          </m:rPr>
+          <m:t>×</m:t>
+        </m:r>
+        <m:r>
+          <m:t>b</m:t>
+        </m:r>
+        <m:r>
+          <m:rPr>
+            <m:sty m:val="p"/>
+          </m:rPr>
+          <m:t>)</m:t>
+        </m:r>
+        <m:r>
+          <m:rPr>
+            <m:sty m:val="p"/>
+          </m:rPr>
+          <m:t>+</m:t>
+        </m:r>
+        <m:r>
+          <m:rPr>
+            <m:sty m:val="p"/>
+          </m:rPr>
+          <m:t>(</m:t>
+        </m:r>
+        <m:r>
+          <m:t>a</m:t>
+        </m:r>
+        <m:r>
+          <m:rPr>
+            <m:sty m:val="p"/>
+          </m:rPr>
+          <m:t>×</m:t>
+        </m:r>
+        <m:r>
+          <m:t>c</m:t>
+        </m:r>
+        <m:r>
+          <m:rPr>
+            <m:sty m:val="p"/>
+          </m:rPr>
+          <m:t>)</m:t>
+        </m:r>
+      </m:oMath>
+      <w:r>
+        <w:t xml:space="preserve"> </w:t>
+      </w:r>
+      <w:r>
+        <w:t xml:space="preserve">(</w:t>
+      </w:r>
+      <w:hyperlink w:anchor="thm-mult-distr">
+        <w:r>
+          <w:rPr>
+            <w:rStyle w:val="Hyperlink"/>
+          </w:rPr>
+          <w:t xml:space="preserve">Theorem 11</w:t>
+        </w:r>
+      </w:hyperlink>
+      <w:r>
+        <w:t xml:space="preserve">).</w:t>
+      </w:r>
+      <w:r>
+        <w:t xml:space="preserve"> </w:t>
+      </w:r>
+      <w:r>
+        <w:t xml:space="preserve">We then say multiplication is</w:t>
+      </w:r>
+      <w:r>
+        <w:t xml:space="preserve"> </w:t>
+      </w:r>
+      <w:r>
+        <w:rPr>
+          <w:b/>
+          <w:bCs/>
+        </w:rPr>
+        <w:t xml:space="preserve">distributive</w:t>
+      </w:r>
+      <w:r>
+        <w:t xml:space="preserve">.</w:t>
+      </w:r>
+    </w:p>
+    <w:bookmarkEnd w:id="73"/>
+    <w:bookmarkStart w:id="74" w:name="exm-distributive"/>
+    <w:p>
+      <w:pPr>
+        <w:pStyle w:val="BodyText"/>
+      </w:pPr>
+      <w:r>
+        <w:rPr>
+          <w:b/>
+          <w:bCs/>
+        </w:rPr>
+        <w:t xml:space="preserve">Example 16 (Multiplication distributes over addition)</w:t>
+      </w:r>
+    </w:p>
+    <w:p>
+      <w:pPr>
+        <w:pStyle w:val="BodyText"/>
+      </w:pPr>
+      <m:oMathPara>
+        <m:oMathParaPr>
+          <m:jc m:val="center"/>
+        </m:oMathParaPr>
+        <m:oMath>
+          <m:eqArr>
+            <m:e>
+              <m:r>
+                <m:t>3</m:t>
+              </m:r>
+              <m:r>
+                <m:rPr>
+                  <m:sty m:val="p"/>
+                </m:rPr>
+                <m:t>×</m:t>
+              </m:r>
+              <m:r>
+                <m:rPr>
+                  <m:sty m:val="p"/>
+                </m:rPr>
+                <m:t>(</m:t>
+              </m:r>
+              <m:r>
+                <m:t>4</m:t>
+              </m:r>
+              <m:r>
+                <m:rPr>
+                  <m:sty m:val="p"/>
+                </m:rPr>
+                <m:t>+</m:t>
+              </m:r>
+              <m:r>
+                <m:t>5</m:t>
+              </m:r>
+              <m:r>
+                <m:rPr>
+                  <m:sty m:val="p"/>
+                </m:rPr>
+                <m:t>)</m:t>
+              </m:r>
+              <m:r>
+                <m:t>&amp;</m:t>
+              </m:r>
+              <m:r>
+                <m:rPr>
+                  <m:sty m:val="p"/>
+                </m:rPr>
+                <m:t>=</m:t>
+              </m:r>
+              <m:r>
+                <m:t>3</m:t>
+              </m:r>
+              <m:r>
+                <m:rPr>
+                  <m:sty m:val="p"/>
+                </m:rPr>
+                <m:t>×</m:t>
+              </m:r>
+              <m:r>
+                <m:t>9</m:t>
+              </m:r>
+            </m:e>
+            <m:e>
+              <m:r>
+                <m:t>&amp;</m:t>
+              </m:r>
+              <m:r>
+                <m:rPr>
+                  <m:sty m:val="p"/>
+                </m:rPr>
+                <m:t>=</m:t>
+              </m:r>
+              <m:r>
+                <m:t>27</m:t>
+              </m:r>
+              <m:r>
+                <m:rPr>
+                  <m:sty m:val="p"/>
+                </m:rPr>
+                <m:t>,</m:t>
+              </m:r>
+            </m:e>
+          </m:eqArr>
+        </m:oMath>
+      </m:oMathPara>
+    </w:p>
+    <w:p>
+      <w:pPr>
+        <w:pStyle w:val="FirstParagraph"/>
+      </w:pPr>
+      <w:r>
+        <w:t xml:space="preserve">and</w:t>
+      </w:r>
+    </w:p>
+    <w:p>
+      <w:pPr>
+        <w:pStyle w:val="BodyText"/>
+      </w:pPr>
+      <m:oMathPara>
+        <m:oMathParaPr>
+          <m:jc m:val="center"/>
+        </m:oMathParaPr>
+        <m:oMath>
+          <m:eqArr>
+            <m:e>
+              <m:r>
+                <m:rPr>
+                  <m:sty m:val="p"/>
+                </m:rPr>
+                <m:t>(</m:t>
+              </m:r>
+              <m:r>
+                <m:t>3</m:t>
+              </m:r>
+              <m:r>
+                <m:rPr>
+                  <m:sty m:val="p"/>
+                </m:rPr>
+                <m:t>×</m:t>
+              </m:r>
+              <m:r>
+                <m:t>4</m:t>
+              </m:r>
+              <m:r>
+                <m:rPr>
+                  <m:sty m:val="p"/>
+                </m:rPr>
+                <m:t>)</m:t>
+              </m:r>
+              <m:r>
+                <m:rPr>
+                  <m:sty m:val="p"/>
+                </m:rPr>
+                <m:t>+</m:t>
+              </m:r>
+              <m:r>
+                <m:rPr>
+                  <m:sty m:val="p"/>
+                </m:rPr>
+                <m:t>(</m:t>
+              </m:r>
+              <m:r>
+                <m:t>3</m:t>
+              </m:r>
+              <m:r>
+                <m:rPr>
+                  <m:sty m:val="p"/>
+                </m:rPr>
+                <m:t>×</m:t>
+              </m:r>
+              <m:r>
+                <m:t>5</m:t>
+              </m:r>
+              <m:r>
+                <m:rPr>
+                  <m:sty m:val="p"/>
+                </m:rPr>
+                <m:t>)</m:t>
+              </m:r>
+              <m:r>
+                <m:t>&amp;</m:t>
+              </m:r>
+              <m:r>
+                <m:rPr>
+                  <m:sty m:val="p"/>
+                </m:rPr>
+                <m:t>=</m:t>
+              </m:r>
+              <m:r>
+                <m:t>12</m:t>
+              </m:r>
+              <m:r>
+                <m:rPr>
+                  <m:sty m:val="p"/>
+                </m:rPr>
+                <m:t>+</m:t>
+              </m:r>
+              <m:r>
+                <m:t>15</m:t>
+              </m:r>
+            </m:e>
+            <m:e>
+              <m:r>
+                <m:t>&amp;</m:t>
+              </m:r>
+              <m:r>
+                <m:rPr>
+                  <m:sty m:val="p"/>
+                </m:rPr>
+                <m:t>=</m:t>
+              </m:r>
+              <m:r>
+                <m:t>27</m:t>
+              </m:r>
+              <m:r>
+                <m:rPr>
+                  <m:sty m:val="p"/>
+                </m:rPr>
+                <m:t>.</m:t>
+              </m:r>
+            </m:e>
+          </m:eqArr>
         </m:oMath>
       </m:oMathPara>
     </w:p>
@@ -23717,27 +23710,19 @@
         <w:t xml:space="preserve"> </w:t>
       </w:r>
       <w:r>
-        <w:t xml:space="preserve">are its lower and upper limits,</w:t>
-      </w:r>
-      <w:r>
-        <w:t xml:space="preserve"> </w:t>
-      </w:r>
-      <w:r>
-        <w:t xml:space="preserve">defined in the</w:t>
-      </w:r>
-      <w:r>
-        <w:t xml:space="preserve"> </w:t>
-      </w:r>
-      <w:hyperlink w:anchor="def-lower-upper-limits">
-        <w:r>
-          <w:rPr>
-            <w:rStyle w:val="Hyperlink"/>
-          </w:rPr>
-          <w:t xml:space="preserve">notation for limits of a sum</w:t>
-        </w:r>
-      </w:hyperlink>
-      <w:r>
-        <w:t xml:space="preserve">.</w:t>
+        <w:t xml:space="preserve">are its lower and upper limits:</w:t>
+      </w:r>
+      <w:r>
+        <w:t xml:space="preserve"> </w:t>
+      </w:r>
+      <w:r>
+        <w:t xml:space="preserve"> </w:t>
+      </w:r>
+      <w:r>
+        <w:t xml:space="preserve">the first and last values of the index.</w:t>
+      </w:r>
+      <w:r>
+        <w:t xml:space="preserve"> </w:t>
       </w:r>
     </w:p>
     <w:bookmarkEnd w:id="87"/>
